--- a/src/main/resources/historico_campus_caruaru.docx
+++ b/src/main/resources/historico_campus_caruaru.docx
@@ -6,12 +6,17 @@
       <w:pPr>
         <w:pStyle w:val="Normal"/>
         <w:bidi w:val="0"/>
-        <w:jc w:val="start"/>
-        <w:rPr/>
-      </w:pPr>
-      <w:r>
-        <w:rPr/>
-        <w:tab/>
+        <w:spacing w:lineRule="auto" w:line="360"/>
+        <w:ind w:firstLine="709"/>
+        <w:jc w:val="both"/>
+        <w:rPr>
+          <w:rFonts w:ascii="Times New Roman" w:hAnsi="Times New Roman"/>
+        </w:rPr>
+      </w:pPr>
+      <w:r>
+        <w:rPr>
+          <w:rFonts w:ascii="Times New Roman" w:hAnsi="Times New Roman"/>
+        </w:rPr>
         <w:t>O Campus Caruaru do Instituto Federal de Pernambuco (IFPE) foi inaugurado em 27 de agosto de 2010, integrando a segunda fase de expansão da Rede Federal de Educação Profissional e Tecnológica. Inicialmente, ofertava cursos técnicos subsequentes em Edificações, Segurança do Trabalho e Mecatrônica, voltados a estudantes que já haviam concluído o Ensino Médio.</w:t>
       </w:r>
     </w:p>
@@ -19,11 +24,17 @@
       <w:pPr>
         <w:pStyle w:val="Normal"/>
         <w:bidi w:val="0"/>
-        <w:jc w:val="start"/>
-        <w:rPr/>
-      </w:pPr>
-      <w:r>
-        <w:rPr/>
+        <w:spacing w:lineRule="auto" w:line="360"/>
+        <w:ind w:firstLine="709"/>
+        <w:jc w:val="both"/>
+        <w:rPr>
+          <w:rFonts w:ascii="Times New Roman" w:hAnsi="Times New Roman"/>
+        </w:rPr>
+      </w:pPr>
+      <w:r>
+        <w:rPr>
+          <w:rFonts w:ascii="Times New Roman" w:hAnsi="Times New Roman"/>
+        </w:rPr>
         <w:t>Em 2012, o campus ampliou sua atuação ao abrir turmas na modalidade integrada, possibilitando aos jovens cursar simultaneamente o Ensino Médio e a formação técnica. Essa ampliação consolidou o compromisso da instituição com a inclusão educacional e o desenvolvimento regional. No mesmo ano, a unidade alcançou um marco importante com a criação do curso superior de Engenharia Mecânica, o primeiro da área oferecido no interior de Pernambuco — um passo decisivo na interiorização do ensino superior público e tecnológico.</w:t>
       </w:r>
     </w:p>
@@ -31,12 +42,17 @@
       <w:pPr>
         <w:pStyle w:val="Normal"/>
         <w:bidi w:val="0"/>
-        <w:jc w:val="start"/>
-        <w:rPr/>
-      </w:pPr>
-      <w:r>
-        <w:rPr/>
-        <w:tab/>
+        <w:spacing w:lineRule="auto" w:line="360"/>
+        <w:ind w:firstLine="709"/>
+        <w:jc w:val="both"/>
+        <w:rPr>
+          <w:rFonts w:ascii="Times New Roman" w:hAnsi="Times New Roman"/>
+        </w:rPr>
+      </w:pPr>
+      <w:r>
+        <w:rPr>
+          <w:rFonts w:ascii="Times New Roman" w:hAnsi="Times New Roman"/>
+        </w:rPr>
         <w:t>Além da formação técnica e de graduação, o campus se destacou por iniciativas voltadas à inclusão social e qualificação profissional, como o PROIFPE (curso preparatório para vestibulares), o Programa Nacional de Acesso ao Ensino Técnico e Emprego (Pronatec) e o Programa Mulheres Mil. Essas ações reafirmam a missão institucional de promover cidadania, justiça social e valorização da educação como instrumento de transformação.</w:t>
       </w:r>
     </w:p>
@@ -44,11 +60,17 @@
       <w:pPr>
         <w:pStyle w:val="Normal"/>
         <w:bidi w:val="0"/>
-        <w:jc w:val="start"/>
-        <w:rPr/>
-      </w:pPr>
-      <w:r>
-        <w:rPr/>
+        <w:spacing w:lineRule="auto" w:line="360"/>
+        <w:ind w:firstLine="709"/>
+        <w:jc w:val="both"/>
+        <w:rPr>
+          <w:rFonts w:ascii="Times New Roman" w:hAnsi="Times New Roman"/>
+        </w:rPr>
+      </w:pPr>
+      <w:r>
+        <w:rPr>
+          <w:rFonts w:ascii="Times New Roman" w:hAnsi="Times New Roman"/>
+        </w:rPr>
         <w:t>A partir de 2018, a unidade expandiu sua oferta acadêmica para a pós-graduação, com a criação da especialização em Engenharia de Segurança do Trabalho, seguida, em 2019, pela pós-graduação em Interdisciplinaridade em Educação e Ciências Humanas. Atualmente, o Campus Caruaru conta com 119 servidores efetivos — sendo 66 docentes e 53 técnicos administrativos — e registrou, no semestre 2024.1, um total de 605 estudantes matriculados em cursos técnicos, de graduação e de pós-graduação.</w:t>
       </w:r>
     </w:p>
@@ -56,12 +78,17 @@
       <w:pPr>
         <w:pStyle w:val="Normal"/>
         <w:bidi w:val="0"/>
-        <w:jc w:val="start"/>
-        <w:rPr/>
-      </w:pPr>
-      <w:r>
-        <w:rPr/>
-        <w:tab/>
+        <w:spacing w:lineRule="auto" w:line="360"/>
+        <w:ind w:firstLine="709"/>
+        <w:jc w:val="both"/>
+        <w:rPr>
+          <w:rFonts w:ascii="Times New Roman" w:hAnsi="Times New Roman"/>
+        </w:rPr>
+      </w:pPr>
+      <w:r>
+        <w:rPr>
+          <w:rFonts w:ascii="Times New Roman" w:hAnsi="Times New Roman"/>
+        </w:rPr>
         <w:t>Com um corpo docente e técnico altamente qualificado, infraestrutura moderna e forte compromisso com o ensino, a pesquisa e a extensão, o IFPE – Campus Caruaru consolida-se como um centro de excelência em educação pública, gratuita e de qualidade, contribuindo de forma efetiva para o desenvolvimento social, científico e tecnológico do agreste pernambucano.</w:t>
       </w:r>
     </w:p>
@@ -72,6 +99,7 @@
       <w:pgNumType w:fmt="decimal"/>
       <w:formProt w:val="false"/>
       <w:textDirection w:val="lrTb"/>
+      <w:docGrid w:type="default" w:linePitch="100" w:charSpace="0"/>
     </w:sectPr>
   </w:body>
 </w:document>
@@ -91,7 +119,6 @@
     </w:rPrDefault>
     <w:pPrDefault>
       <w:pPr>
-        <w:widowControl/>
         <w:suppressAutoHyphens w:val="true"/>
       </w:pPr>
     </w:pPrDefault>
@@ -101,7 +128,10 @@
     <w:qFormat/>
     <w:pPr>
       <w:widowControl/>
+      <w:suppressAutoHyphens w:val="true"/>
       <w:bidi w:val="0"/>
+      <w:spacing w:before="0" w:after="0"/>
+      <w:jc w:val="left"/>
     </w:pPr>
     <w:rPr>
       <w:rFonts w:ascii="Liberation Serif" w:hAnsi="Liberation Serif" w:eastAsia="Noto Serif CJK SC" w:cs="FreeSans"/>

--- a/src/main/resources/historico_campus_caruaru.docx
+++ b/src/main/resources/historico_campus_caruaru.docx
@@ -95,7 +95,7 @@
     <w:sectPr>
       <w:type w:val="nextPage"/>
       <w:pgSz w:w="11906" w:h="16838"/>
-      <w:pgMar w:left="1134" w:right="1134" w:gutter="0" w:header="0" w:top="1134" w:footer="0" w:bottom="1134"/>
+      <w:pgMar w:left="1701" w:right="1134" w:gutter="0" w:header="0" w:top="1701" w:footer="0" w:bottom="1134"/>
       <w:pgNumType w:fmt="decimal"/>
       <w:formProt w:val="false"/>
       <w:textDirection w:val="lrTb"/>

--- a/src/main/resources/historico_campus_caruaru.docx
+++ b/src/main/resources/historico_campus_caruaru.docx
@@ -4,20 +4,214 @@
   <w:body>
     <w:p>
       <w:pPr>
-        <w:pStyle w:val="Normal"/>
+        <w:pStyle w:val="BodyText"/>
         <w:bidi w:val="0"/>
         <w:spacing w:lineRule="auto" w:line="360"/>
         <w:ind w:firstLine="709"/>
         <w:jc w:val="both"/>
         <w:rPr>
           <w:rFonts w:ascii="Times New Roman" w:hAnsi="Times New Roman"/>
-        </w:rPr>
-      </w:pPr>
-      <w:r>
-        <w:rPr>
-          <w:rFonts w:ascii="Times New Roman" w:hAnsi="Times New Roman"/>
+          <w:b w:val="false"/>
+          <w:i w:val="false"/>
+          <w:caps w:val="false"/>
+          <w:smallCaps w:val="false"/>
+          <w:strike w:val="false"/>
+          <w:dstrike w:val="false"/>
+          <w:color w:val="000000"/>
+          <w:sz w:val="24"/>
+          <w:szCs w:val="24"/>
+          <w:u w:val="none"/>
+          <w:effect w:val="none"/>
+          <w:shd w:fill="auto" w:val="clear"/>
+        </w:rPr>
+      </w:pPr>
+      <w:bookmarkStart w:id="0" w:name="docs-internal-guid-1a25952b-7fff-1263-42"/>
+      <w:bookmarkEnd w:id="0"/>
+      <w:r>
+        <w:rPr>
+          <w:rFonts w:ascii="Times New Roman" w:hAnsi="Times New Roman"/>
+          <w:b w:val="false"/>
+          <w:i w:val="false"/>
+          <w:caps w:val="false"/>
+          <w:smallCaps w:val="false"/>
+          <w:strike w:val="false"/>
+          <w:dstrike w:val="false"/>
+          <w:color w:val="000000"/>
+          <w:sz w:val="24"/>
+          <w:szCs w:val="24"/>
+          <w:u w:val="none"/>
+          <w:effect w:val="none"/>
+          <w:shd w:fill="auto" w:val="clear"/>
         </w:rPr>
         <w:t>O Campus Caruaru do Instituto Federal de Pernambuco (IFPE) foi inaugurado em 27 de agosto de 2010, integrando a segunda fase de expansão da Rede Federal de Educação Profissional e Tecnológica. Inicialmente, ofertava cursos técnicos subsequentes em Edificações, Segurança do Trabalho e Mecatrônica, voltados a estudantes que já haviam concluído o Ensino Médio.</w:t>
+      </w:r>
+    </w:p>
+    <w:p>
+      <w:pPr>
+        <w:pStyle w:val="BodyText"/>
+        <w:bidi w:val="0"/>
+        <w:spacing w:lineRule="auto" w:line="360" w:before="240" w:after="240"/>
+        <w:ind w:firstLine="720" w:left="0" w:right="0"/>
+        <w:jc w:val="both"/>
+        <w:rPr>
+          <w:rFonts w:ascii="Times New Roman" w:hAnsi="Times New Roman"/>
+          <w:b w:val="false"/>
+          <w:i w:val="false"/>
+          <w:caps w:val="false"/>
+          <w:smallCaps w:val="false"/>
+          <w:strike w:val="false"/>
+          <w:dstrike w:val="false"/>
+          <w:color w:val="000000"/>
+          <w:sz w:val="24"/>
+          <w:szCs w:val="24"/>
+          <w:u w:val="none"/>
+          <w:effect w:val="none"/>
+          <w:shd w:fill="auto" w:val="clear"/>
+        </w:rPr>
+      </w:pPr>
+      <w:r>
+        <w:rPr>
+          <w:rFonts w:ascii="Times New Roman" w:hAnsi="Times New Roman"/>
+          <w:b w:val="false"/>
+          <w:i w:val="false"/>
+          <w:caps w:val="false"/>
+          <w:smallCaps w:val="false"/>
+          <w:strike w:val="false"/>
+          <w:dstrike w:val="false"/>
+          <w:color w:val="000000"/>
+          <w:sz w:val="24"/>
+          <w:szCs w:val="24"/>
+          <w:u w:val="none"/>
+          <w:effect w:val="none"/>
+          <w:shd w:fill="auto" w:val="clear"/>
+        </w:rPr>
+        <w:t>Em 2012, o campus ampliou sua atuação ao abrir turmas na modalidade integrada, possibilitando aos jovens cursar simultaneamente o Ensino Médio e a formação técnica. Essa ampliação consolidou o compromisso da instituição com a inclusão educacional e o desenvolvimento regional. No mesmo ano, a unidade alcançou um marco importante com a criação do curso superior de Engenharia Mecânica, o primeiro da área oferecido no interior de Pernambuco — um passo decisivo na interiorização do ensino superior público e tecnológico.</w:t>
+      </w:r>
+    </w:p>
+    <w:p>
+      <w:pPr>
+        <w:pStyle w:val="BodyText"/>
+        <w:bidi w:val="0"/>
+        <w:spacing w:lineRule="auto" w:line="360" w:before="240" w:after="240"/>
+        <w:ind w:firstLine="720" w:left="0" w:right="0"/>
+        <w:jc w:val="both"/>
+        <w:rPr>
+          <w:rFonts w:ascii="Times New Roman" w:hAnsi="Times New Roman"/>
+          <w:b w:val="false"/>
+          <w:i w:val="false"/>
+          <w:caps w:val="false"/>
+          <w:smallCaps w:val="false"/>
+          <w:strike w:val="false"/>
+          <w:dstrike w:val="false"/>
+          <w:color w:val="000000"/>
+          <w:sz w:val="24"/>
+          <w:szCs w:val="24"/>
+          <w:u w:val="none"/>
+          <w:effect w:val="none"/>
+          <w:shd w:fill="auto" w:val="clear"/>
+        </w:rPr>
+      </w:pPr>
+      <w:r>
+        <w:rPr>
+          <w:rFonts w:ascii="Times New Roman" w:hAnsi="Times New Roman"/>
+          <w:b w:val="false"/>
+          <w:i w:val="false"/>
+          <w:caps w:val="false"/>
+          <w:smallCaps w:val="false"/>
+          <w:strike w:val="false"/>
+          <w:dstrike w:val="false"/>
+          <w:color w:val="000000"/>
+          <w:sz w:val="24"/>
+          <w:szCs w:val="24"/>
+          <w:u w:val="none"/>
+          <w:effect w:val="none"/>
+          <w:shd w:fill="auto" w:val="clear"/>
+        </w:rPr>
+        <w:t>Além da formação técnica e de graduação, o campus se destacou por iniciativas voltadas à inclusão social e qualificação profissional, como o PROIFPE (curso preparatório para vestibulares), o Programa Nacional de Acesso ao Ensino Técnico e Emprego (Pronatec) e o Programa Mulheres Mil. Essas ações reafirmam a missão institucional de promover cidadania, justiça social e valorização da educação como instrumento de transformação.</w:t>
+      </w:r>
+    </w:p>
+    <w:p>
+      <w:pPr>
+        <w:pStyle w:val="BodyText"/>
+        <w:bidi w:val="0"/>
+        <w:spacing w:lineRule="auto" w:line="360" w:before="240" w:after="240"/>
+        <w:ind w:firstLine="720" w:left="0" w:right="0"/>
+        <w:jc w:val="both"/>
+        <w:rPr>
+          <w:rFonts w:ascii="Times New Roman" w:hAnsi="Times New Roman"/>
+          <w:b w:val="false"/>
+          <w:i w:val="false"/>
+          <w:caps w:val="false"/>
+          <w:smallCaps w:val="false"/>
+          <w:strike w:val="false"/>
+          <w:dstrike w:val="false"/>
+          <w:color w:val="000000"/>
+          <w:sz w:val="24"/>
+          <w:szCs w:val="24"/>
+          <w:u w:val="none"/>
+          <w:effect w:val="none"/>
+          <w:shd w:fill="auto" w:val="clear"/>
+        </w:rPr>
+      </w:pPr>
+      <w:r>
+        <w:rPr>
+          <w:rFonts w:ascii="Times New Roman" w:hAnsi="Times New Roman"/>
+          <w:b w:val="false"/>
+          <w:i w:val="false"/>
+          <w:caps w:val="false"/>
+          <w:smallCaps w:val="false"/>
+          <w:strike w:val="false"/>
+          <w:dstrike w:val="false"/>
+          <w:color w:val="000000"/>
+          <w:sz w:val="24"/>
+          <w:szCs w:val="24"/>
+          <w:u w:val="none"/>
+          <w:effect w:val="none"/>
+          <w:shd w:fill="auto" w:val="clear"/>
+        </w:rPr>
+        <w:t>A partir de 2018, a unidade expandiu sua oferta acadêmica para a pós-graduação, com a criação da especialização em Engenharia de Segurança do Trabalho, seguida, em 2019, pela pós-graduação em Interdisciplinaridade em Educação e Ciências Humanas. Atualmente, o Campus Caruaru conta com 119 servidores efetivos — sendo 66 docentes e 53 técnicos administrativos — e registrou, no semestre de 2024.1, um total de 605 estudantes matriculados em cursos técnicos, de graduação e de pós-graduação.</w:t>
+      </w:r>
+    </w:p>
+    <w:p>
+      <w:pPr>
+        <w:pStyle w:val="BodyText"/>
+        <w:bidi w:val="0"/>
+        <w:spacing w:lineRule="auto" w:line="360" w:before="240" w:after="240"/>
+        <w:ind w:firstLine="720" w:left="0" w:right="0"/>
+        <w:jc w:val="both"/>
+        <w:rPr>
+          <w:rFonts w:ascii="Times New Roman" w:hAnsi="Times New Roman"/>
+          <w:b w:val="false"/>
+          <w:i w:val="false"/>
+          <w:caps w:val="false"/>
+          <w:smallCaps w:val="false"/>
+          <w:strike w:val="false"/>
+          <w:dstrike w:val="false"/>
+          <w:color w:val="000000"/>
+          <w:sz w:val="24"/>
+          <w:szCs w:val="24"/>
+          <w:u w:val="none"/>
+          <w:effect w:val="none"/>
+          <w:shd w:fill="auto" w:val="clear"/>
+        </w:rPr>
+      </w:pPr>
+      <w:r>
+        <w:rPr>
+          <w:rFonts w:ascii="Times New Roman" w:hAnsi="Times New Roman"/>
+          <w:b w:val="false"/>
+          <w:i w:val="false"/>
+          <w:caps w:val="false"/>
+          <w:smallCaps w:val="false"/>
+          <w:strike w:val="false"/>
+          <w:dstrike w:val="false"/>
+          <w:color w:val="000000"/>
+          <w:sz w:val="24"/>
+          <w:szCs w:val="24"/>
+          <w:u w:val="none"/>
+          <w:effect w:val="none"/>
+          <w:shd w:fill="auto" w:val="clear"/>
+        </w:rPr>
+        <w:t>Com um corpo docente e técnico altamente qualificado, infraestrutura moderna e forte compromisso com o ensino, a pesquisa e a extensão, o IFPE – Campus Caruaru consolida-se como um centro de excelência em educação pública, gratuita e de qualidade, contribuindo de forma efetiva para o desenvolvimento social, científico e tecnológico do agreste pernambucano.</w:t>
       </w:r>
     </w:p>
     <w:p>
@@ -29,67 +223,16 @@
         <w:jc w:val="both"/>
         <w:rPr>
           <w:rFonts w:ascii="Times New Roman" w:hAnsi="Times New Roman"/>
-        </w:rPr>
-      </w:pPr>
-      <w:r>
-        <w:rPr>
-          <w:rFonts w:ascii="Times New Roman" w:hAnsi="Times New Roman"/>
-        </w:rPr>
-        <w:t>Em 2012, o campus ampliou sua atuação ao abrir turmas na modalidade integrada, possibilitando aos jovens cursar simultaneamente o Ensino Médio e a formação técnica. Essa ampliação consolidou o compromisso da instituição com a inclusão educacional e o desenvolvimento regional. No mesmo ano, a unidade alcançou um marco importante com a criação do curso superior de Engenharia Mecânica, o primeiro da área oferecido no interior de Pernambuco — um passo decisivo na interiorização do ensino superior público e tecnológico.</w:t>
-      </w:r>
-    </w:p>
-    <w:p>
-      <w:pPr>
-        <w:pStyle w:val="Normal"/>
-        <w:bidi w:val="0"/>
-        <w:spacing w:lineRule="auto" w:line="360"/>
-        <w:ind w:firstLine="709"/>
-        <w:jc w:val="both"/>
-        <w:rPr>
-          <w:rFonts w:ascii="Times New Roman" w:hAnsi="Times New Roman"/>
-        </w:rPr>
-      </w:pPr>
-      <w:r>
-        <w:rPr>
-          <w:rFonts w:ascii="Times New Roman" w:hAnsi="Times New Roman"/>
-        </w:rPr>
-        <w:t>Além da formação técnica e de graduação, o campus se destacou por iniciativas voltadas à inclusão social e qualificação profissional, como o PROIFPE (curso preparatório para vestibulares), o Programa Nacional de Acesso ao Ensino Técnico e Emprego (Pronatec) e o Programa Mulheres Mil. Essas ações reafirmam a missão institucional de promover cidadania, justiça social e valorização da educação como instrumento de transformação.</w:t>
-      </w:r>
-    </w:p>
-    <w:p>
-      <w:pPr>
-        <w:pStyle w:val="Normal"/>
-        <w:bidi w:val="0"/>
-        <w:spacing w:lineRule="auto" w:line="360"/>
-        <w:ind w:firstLine="709"/>
-        <w:jc w:val="both"/>
-        <w:rPr>
-          <w:rFonts w:ascii="Times New Roman" w:hAnsi="Times New Roman"/>
-        </w:rPr>
-      </w:pPr>
-      <w:r>
-        <w:rPr>
-          <w:rFonts w:ascii="Times New Roman" w:hAnsi="Times New Roman"/>
-        </w:rPr>
-        <w:t>A partir de 2018, a unidade expandiu sua oferta acadêmica para a pós-graduação, com a criação da especialização em Engenharia de Segurança do Trabalho, seguida, em 2019, pela pós-graduação em Interdisciplinaridade em Educação e Ciências Humanas. Atualmente, o Campus Caruaru conta com 119 servidores efetivos — sendo 66 docentes e 53 técnicos administrativos — e registrou, no semestre 2024.1, um total de 605 estudantes matriculados em cursos técnicos, de graduação e de pós-graduação.</w:t>
-      </w:r>
-    </w:p>
-    <w:p>
-      <w:pPr>
-        <w:pStyle w:val="Normal"/>
-        <w:bidi w:val="0"/>
-        <w:spacing w:lineRule="auto" w:line="360"/>
-        <w:ind w:firstLine="709"/>
-        <w:jc w:val="both"/>
-        <w:rPr>
-          <w:rFonts w:ascii="Times New Roman" w:hAnsi="Times New Roman"/>
-        </w:rPr>
-      </w:pPr>
-      <w:r>
-        <w:rPr>
-          <w:rFonts w:ascii="Times New Roman" w:hAnsi="Times New Roman"/>
-        </w:rPr>
-        <w:t>Com um corpo docente e técnico altamente qualificado, infraestrutura moderna e forte compromisso com o ensino, a pesquisa e a extensão, o IFPE – Campus Caruaru consolida-se como um centro de excelência em educação pública, gratuita e de qualidade, contribuindo de forma efetiva para o desenvolvimento social, científico e tecnológico do agreste pernambucano.</w:t>
+          <w:sz w:val="24"/>
+          <w:szCs w:val="24"/>
+        </w:rPr>
+      </w:pPr>
+      <w:r>
+        <w:rPr>
+          <w:rFonts w:ascii="Times New Roman" w:hAnsi="Times New Roman"/>
+          <w:sz w:val="24"/>
+          <w:szCs w:val="24"/>
+        </w:rPr>
       </w:r>
     </w:p>
     <w:sectPr>
@@ -161,7 +304,7 @@
     <w:name w:val="Body Text"/>
     <w:basedOn w:val="Normal"/>
     <w:pPr>
-      <w:spacing w:lineRule="auto" w:line="276" w:before="0" w:after="140"/>
+      <w:spacing w:lineRule="auto" w:line="276" w:before="0" w:after="0"/>
     </w:pPr>
     <w:rPr/>
   </w:style>
